--- a/docs/4.2-Instruction for running XT-OBS-Studio.docx
+++ b/docs/4.2-Instruction for running XT-OBS-Studio.docx
@@ -143,7 +143,7 @@
       <w:pPr>
         <w:numPr>
           <w:ilvl w:val="0"/>
-          <w:numId w:val="1"/>
+          <w:numId w:val="2"/>
         </w:numPr>
         <w:ind w:left="720" w:hanging="360"/>
         <w:rPr>
@@ -164,7 +164,7 @@
       <w:pPr>
         <w:numPr>
           <w:ilvl w:val="0"/>
-          <w:numId w:val="1"/>
+          <w:numId w:val="2"/>
         </w:numPr>
         <w:ind w:left="720" w:hanging="360"/>
         <w:rPr>
@@ -202,7 +202,7 @@
       <w:pPr>
         <w:numPr>
           <w:ilvl w:val="0"/>
-          <w:numId w:val="1"/>
+          <w:numId w:val="2"/>
         </w:numPr>
         <w:ind w:left="720" w:hanging="360"/>
         <w:rPr>
@@ -240,7 +240,7 @@
       <w:pPr>
         <w:numPr>
           <w:ilvl w:val="0"/>
-          <w:numId w:val="1"/>
+          <w:numId w:val="2"/>
         </w:numPr>
         <w:ind w:left="720" w:hanging="360"/>
       </w:pPr>
@@ -266,7 +266,7 @@
       <w:pPr>
         <w:numPr>
           <w:ilvl w:val="0"/>
-          <w:numId w:val="1"/>
+          <w:numId w:val="2"/>
         </w:numPr>
         <w:ind w:left="720" w:hanging="360"/>
         <w:rPr>
@@ -304,7 +304,7 @@
       <w:pPr>
         <w:numPr>
           <w:ilvl w:val="0"/>
-          <w:numId w:val="1"/>
+          <w:numId w:val="2"/>
         </w:numPr>
         <w:ind w:left="720" w:hanging="360"/>
         <w:rPr>
@@ -376,7 +376,7 @@
           <wp:inline distB="114300" distT="114300" distL="114300" distR="114300">
             <wp:extent cx="6863864" cy="1242975"/>
             <wp:effectExtent b="0" l="0" r="0" t="0"/>
-            <wp:docPr id="1" name="image1.png"/>
+            <wp:docPr id="2" name="image1.png"/>
             <a:graphic>
               <a:graphicData uri="http://schemas.openxmlformats.org/drawingml/2006/picture">
                 <pic:pic>
@@ -429,7 +429,7 @@
       <w:pPr>
         <w:numPr>
           <w:ilvl w:val="0"/>
-          <w:numId w:val="1"/>
+          <w:numId w:val="2"/>
         </w:numPr>
         <w:ind w:left="720" w:hanging="360"/>
         <w:rPr>
@@ -470,6 +470,89 @@
           <w:rtl w:val="0"/>
         </w:rPr>
         <w:t xml:space="preserve">ok</w:t>
+      </w:r>
+    </w:p>
+    <w:p>
+      <w:pPr>
+        <w:numPr>
+          <w:ilvl w:val="0"/>
+          <w:numId w:val="2"/>
+        </w:numPr>
+        <w:ind w:left="720" w:hanging="360"/>
+        <w:rPr>
+          <w:sz w:val="24"/>
+          <w:szCs w:val="24"/>
+        </w:rPr>
+      </w:pPr>
+      <w:r>
+        <w:rPr>
+          <w:sz w:val="24"/>
+          <w:szCs w:val="24"/>
+          <w:rtl w:val="0"/>
+        </w:rPr>
+        <w:t xml:space="preserve">Now click on the </w:t>
+      </w:r>
+      <w:r>
+        <w:rPr>
+          <w:sz w:val="24"/>
+          <w:szCs w:val="24"/>
+          <w:highlight w:val="yellow"/>
+          <w:rtl w:val="0"/>
+        </w:rPr>
+        <w:t xml:space="preserve">start streaming</w:t>
+      </w:r>
+      <w:r>
+        <w:rPr>
+          <w:sz w:val="24"/>
+          <w:szCs w:val="24"/>
+          <w:rtl w:val="0"/>
+        </w:rPr>
+        <w:t xml:space="preserve"> button located at the right bottom side of the application.</w:t>
+      </w:r>
+    </w:p>
+    <w:p>
+      <w:pPr>
+        <w:rPr>
+          <w:sz w:val="24"/>
+          <w:szCs w:val="24"/>
+        </w:rPr>
+      </w:pPr>
+      <w:r>
+        <w:rPr>
+          <w:rtl w:val="0"/>
+        </w:rPr>
+      </w:r>
+    </w:p>
+    <w:p>
+      <w:pPr>
+        <w:rPr>
+          <w:b w:val="1"/>
+          <w:sz w:val="24"/>
+          <w:szCs w:val="24"/>
+        </w:rPr>
+      </w:pPr>
+      <w:r>
+        <w:rPr>
+          <w:b w:val="1"/>
+          <w:sz w:val="24"/>
+          <w:szCs w:val="24"/>
+          <w:rtl w:val="0"/>
+        </w:rPr>
+        <w:t xml:space="preserve">Troubleshooting (if disconnected or video encoding overloaded)</w:t>
+      </w:r>
+    </w:p>
+    <w:p>
+      <w:pPr>
+        <w:rPr>
+          <w:b w:val="1"/>
+          <w:sz w:val="24"/>
+          <w:szCs w:val="24"/>
+        </w:rPr>
+      </w:pPr>
+      <w:r>
+        <w:rPr>
+          <w:rtl w:val="0"/>
+        </w:rPr>
       </w:r>
     </w:p>
     <w:p>
@@ -478,36 +561,121 @@
           <w:ilvl w:val="0"/>
           <w:numId w:val="1"/>
         </w:numPr>
-        <w:ind w:left="720" w:hanging="360"/>
-        <w:rPr>
-          <w:sz w:val="24"/>
-          <w:szCs w:val="24"/>
-        </w:rPr>
-      </w:pPr>
-      <w:r>
-        <w:rPr>
-          <w:sz w:val="24"/>
-          <w:szCs w:val="24"/>
-          <w:rtl w:val="0"/>
-        </w:rPr>
-        <w:t xml:space="preserve">Now click on the </w:t>
-      </w:r>
-      <w:r>
-        <w:rPr>
-          <w:sz w:val="24"/>
-          <w:szCs w:val="24"/>
-          <w:highlight w:val="yellow"/>
-          <w:rtl w:val="0"/>
-        </w:rPr>
-        <w:t xml:space="preserve">start streaming</w:t>
-      </w:r>
-      <w:r>
-        <w:rPr>
-          <w:sz w:val="24"/>
-          <w:szCs w:val="24"/>
-          <w:rtl w:val="0"/>
-        </w:rPr>
-        <w:t xml:space="preserve"> button located at the right bottom side of the application.</w:t>
+        <w:ind w:left="2160" w:hanging="360"/>
+        <w:rPr>
+          <w:sz w:val="24"/>
+          <w:szCs w:val="24"/>
+          <w:u w:val="none"/>
+        </w:rPr>
+      </w:pPr>
+      <w:r>
+        <w:rPr>
+          <w:sz w:val="24"/>
+          <w:szCs w:val="24"/>
+          <w:rtl w:val="0"/>
+        </w:rPr>
+        <w:t xml:space="preserve">Go to settings -&gt; output</w:t>
+      </w:r>
+    </w:p>
+    <w:p>
+      <w:pPr>
+        <w:numPr>
+          <w:ilvl w:val="0"/>
+          <w:numId w:val="1"/>
+        </w:numPr>
+        <w:ind w:left="2160" w:hanging="360"/>
+        <w:rPr>
+          <w:sz w:val="24"/>
+          <w:szCs w:val="24"/>
+          <w:u w:val="none"/>
+        </w:rPr>
+      </w:pPr>
+      <w:r>
+        <w:rPr>
+          <w:sz w:val="24"/>
+          <w:szCs w:val="24"/>
+          <w:rtl w:val="0"/>
+        </w:rPr>
+        <w:t xml:space="preserve">Choose Advanced in Output Mode</w:t>
+      </w:r>
+    </w:p>
+    <w:p>
+      <w:pPr>
+        <w:numPr>
+          <w:ilvl w:val="0"/>
+          <w:numId w:val="1"/>
+        </w:numPr>
+        <w:ind w:left="2160" w:hanging="360"/>
+        <w:rPr>
+          <w:sz w:val="24"/>
+          <w:szCs w:val="24"/>
+          <w:u w:val="none"/>
+        </w:rPr>
+      </w:pPr>
+      <w:r>
+        <w:rPr>
+          <w:sz w:val="24"/>
+          <w:szCs w:val="24"/>
+          <w:rtl w:val="0"/>
+        </w:rPr>
+        <w:t xml:space="preserve">Set the following settings as shown below image</w:t>
+      </w:r>
+    </w:p>
+    <w:p>
+      <w:pPr>
+        <w:rPr>
+          <w:b w:val="1"/>
+          <w:sz w:val="24"/>
+          <w:szCs w:val="24"/>
+        </w:rPr>
+      </w:pPr>
+      <w:r>
+        <w:rPr>
+          <w:b w:val="1"/>
+          <w:sz w:val="24"/>
+          <w:szCs w:val="24"/>
+          <w:rtl w:val="0"/>
+        </w:rPr>
+        <w:tab/>
+      </w:r>
+      <w:r>
+        <w:rPr>
+          <w:b w:val="1"/>
+          <w:sz w:val="24"/>
+          <w:szCs w:val="24"/>
+        </w:rPr>
+        <w:drawing>
+          <wp:inline distB="114300" distT="114300" distL="114300" distR="114300">
+            <wp:extent cx="5943600" cy="4495800"/>
+            <wp:effectExtent b="0" l="0" r="0" t="0"/>
+            <wp:docPr id="1" name="image2.jpg"/>
+            <a:graphic>
+              <a:graphicData uri="http://schemas.openxmlformats.org/drawingml/2006/picture">
+                <pic:pic>
+                  <pic:nvPicPr>
+                    <pic:cNvPr id="0" name="image2.jpg"/>
+                    <pic:cNvPicPr preferRelativeResize="0"/>
+                  </pic:nvPicPr>
+                  <pic:blipFill>
+                    <a:blip r:embed="rId7"/>
+                    <a:srcRect b="0" l="0" r="0" t="0"/>
+                    <a:stretch>
+                      <a:fillRect/>
+                    </a:stretch>
+                  </pic:blipFill>
+                  <pic:spPr>
+                    <a:xfrm>
+                      <a:off x="0" y="0"/>
+                      <a:ext cx="5943600" cy="4495800"/>
+                    </a:xfrm>
+                    <a:prstGeom prst="rect"/>
+                    <a:ln/>
+                  </pic:spPr>
+                </pic:pic>
+              </a:graphicData>
+            </a:graphic>
+          </wp:inline>
+        </w:drawing>
       </w:r>
       <w:r>
         <w:rPr>
@@ -529,6 +697,116 @@
   <w:abstractNum w:abstractNumId="1">
     <w:lvl w:ilvl="0">
       <w:start w:val="1"/>
+      <w:numFmt w:val="decimal"/>
+      <w:lvlText w:val="%1."/>
+      <w:lvlJc w:val="left"/>
+      <w:pPr>
+        <w:ind w:left="2160" w:hanging="360"/>
+      </w:pPr>
+      <w:rPr>
+        <w:u w:val="none"/>
+      </w:rPr>
+    </w:lvl>
+    <w:lvl w:ilvl="1">
+      <w:start w:val="1"/>
+      <w:numFmt w:val="lowerLetter"/>
+      <w:lvlText w:val="%2."/>
+      <w:lvlJc w:val="left"/>
+      <w:pPr>
+        <w:ind w:left="2880" w:hanging="360"/>
+      </w:pPr>
+      <w:rPr>
+        <w:u w:val="none"/>
+      </w:rPr>
+    </w:lvl>
+    <w:lvl w:ilvl="2">
+      <w:start w:val="1"/>
+      <w:numFmt w:val="lowerRoman"/>
+      <w:lvlText w:val="%3."/>
+      <w:lvlJc w:val="right"/>
+      <w:pPr>
+        <w:ind w:left="3600" w:hanging="360"/>
+      </w:pPr>
+      <w:rPr>
+        <w:u w:val="none"/>
+      </w:rPr>
+    </w:lvl>
+    <w:lvl w:ilvl="3">
+      <w:start w:val="1"/>
+      <w:numFmt w:val="decimal"/>
+      <w:lvlText w:val="%4."/>
+      <w:lvlJc w:val="left"/>
+      <w:pPr>
+        <w:ind w:left="4320" w:hanging="360"/>
+      </w:pPr>
+      <w:rPr>
+        <w:u w:val="none"/>
+      </w:rPr>
+    </w:lvl>
+    <w:lvl w:ilvl="4">
+      <w:start w:val="1"/>
+      <w:numFmt w:val="lowerLetter"/>
+      <w:lvlText w:val="%5."/>
+      <w:lvlJc w:val="left"/>
+      <w:pPr>
+        <w:ind w:left="5040" w:hanging="360"/>
+      </w:pPr>
+      <w:rPr>
+        <w:u w:val="none"/>
+      </w:rPr>
+    </w:lvl>
+    <w:lvl w:ilvl="5">
+      <w:start w:val="1"/>
+      <w:numFmt w:val="lowerRoman"/>
+      <w:lvlText w:val="%6."/>
+      <w:lvlJc w:val="right"/>
+      <w:pPr>
+        <w:ind w:left="5760" w:hanging="360"/>
+      </w:pPr>
+      <w:rPr>
+        <w:u w:val="none"/>
+      </w:rPr>
+    </w:lvl>
+    <w:lvl w:ilvl="6">
+      <w:start w:val="1"/>
+      <w:numFmt w:val="decimal"/>
+      <w:lvlText w:val="%7."/>
+      <w:lvlJc w:val="left"/>
+      <w:pPr>
+        <w:ind w:left="6480" w:hanging="360"/>
+      </w:pPr>
+      <w:rPr>
+        <w:u w:val="none"/>
+      </w:rPr>
+    </w:lvl>
+    <w:lvl w:ilvl="7">
+      <w:start w:val="1"/>
+      <w:numFmt w:val="lowerLetter"/>
+      <w:lvlText w:val="%8."/>
+      <w:lvlJc w:val="left"/>
+      <w:pPr>
+        <w:ind w:left="7200" w:hanging="360"/>
+      </w:pPr>
+      <w:rPr>
+        <w:u w:val="none"/>
+      </w:rPr>
+    </w:lvl>
+    <w:lvl w:ilvl="8">
+      <w:start w:val="1"/>
+      <w:numFmt w:val="lowerRoman"/>
+      <w:lvlText w:val="%9."/>
+      <w:lvlJc w:val="right"/>
+      <w:pPr>
+        <w:ind w:left="7920" w:hanging="360"/>
+      </w:pPr>
+      <w:rPr>
+        <w:u w:val="none"/>
+      </w:rPr>
+    </w:lvl>
+  </w:abstractNum>
+  <w:abstractNum w:abstractNumId="2">
+    <w:lvl w:ilvl="0">
+      <w:start w:val="1"/>
       <w:numFmt w:val="bullet"/>
       <w:lvlText w:val="●"/>
       <w:lvlJc w:val="left"/>
@@ -638,6 +916,9 @@
   </w:abstractNum>
   <w:num w:numId="1">
     <w:abstractNumId w:val="1"/>
+  </w:num>
+  <w:num w:numId="2">
+    <w:abstractNumId w:val="2"/>
   </w:num>
 </w:numbering>
 </file>
